--- a/практика4.docx
+++ b/практика4.docx
@@ -4,16 +4,38 @@
   <w:body>
     <w:p>
       <w:pPr>
-        <w:suppressAutoHyphens/>
-        <w:spacing w:after="0" w:line="240" w:lineRule="auto"/>
-        <w:ind w:firstLine="709"/>
-        <w:jc w:val="center"/>
         <w:rPr>
           <w:rFonts w:ascii="Times New Roman" w:eastAsia="Times New Roman" w:hAnsi="Times New Roman" w:cs="Times New Roman"/>
           <w:sz w:val="24"/>
           <w:szCs w:val="24"/>
         </w:rPr>
       </w:pPr>
+      <w:r>
+        <w:rPr>
+          <w:rFonts w:ascii="Times New Roman" w:eastAsia="Times New Roman" w:hAnsi="Times New Roman" w:cs="Times New Roman"/>
+          <w:sz w:val="24"/>
+          <w:szCs w:val="24"/>
+        </w:rPr>
+        <w:br w:type="page"/>
+      </w:r>
+    </w:p>
+    <w:p>
+      <w:pPr>
+        <w:rPr>
+          <w:rFonts w:ascii="Times New Roman" w:eastAsia="Times New Roman" w:hAnsi="Times New Roman" w:cs="Times New Roman"/>
+          <w:sz w:val="24"/>
+          <w:szCs w:val="24"/>
+        </w:rPr>
+      </w:pPr>
+      <w:r>
+        <w:rPr>
+          <w:rFonts w:ascii="Times New Roman" w:eastAsia="Times New Roman" w:hAnsi="Times New Roman" w:cs="Times New Roman"/>
+          <w:sz w:val="24"/>
+          <w:szCs w:val="24"/>
+        </w:rPr>
+        <w:lastRenderedPageBreak/>
+        <w:br w:type="page"/>
+      </w:r>
     </w:p>
     <w:sdt>
       <w:sdtPr>
@@ -55,7 +77,29 @@
               <w:sz w:val="36"/>
               <w:szCs w:val="36"/>
             </w:rPr>
-            <w:t>Оглавление</w:t>
+            <w:t>Огл</w:t>
+          </w:r>
+          <w:r>
+            <w:rPr>
+              <w:rFonts w:ascii="Times New Roman" w:eastAsia="Times New Roman" w:hAnsi="Times New Roman" w:cs="Times New Roman"/>
+              <w:b/>
+              <w:bCs/>
+              <w:kern w:val="32"/>
+              <w:sz w:val="36"/>
+              <w:szCs w:val="36"/>
+            </w:rPr>
+            <w:t>а</w:t>
+          </w:r>
+          <w:r>
+            <w:rPr>
+              <w:rFonts w:ascii="Times New Roman" w:eastAsia="Times New Roman" w:hAnsi="Times New Roman" w:cs="Times New Roman"/>
+              <w:b/>
+              <w:bCs/>
+              <w:kern w:val="32"/>
+              <w:sz w:val="36"/>
+              <w:szCs w:val="36"/>
+            </w:rPr>
+            <w:t>вление</w:t>
           </w:r>
         </w:p>
         <w:p>
@@ -135,61 +179,7 @@
                 <w:szCs w:val="28"/>
                 <w:lang w:eastAsia="ru-RU"/>
               </w:rPr>
-              <w:fldChar w:fldCharType="begin"/>
-            </w:r>
-            <w:r>
-              <w:rPr>
-                <w:rFonts w:ascii="Times New Roman" w:eastAsia="Times New Roman" w:hAnsi="Times New Roman" w:cs="Times New Roman"/>
-                <w:noProof/>
-                <w:webHidden/>
-                <w:sz w:val="28"/>
-                <w:szCs w:val="28"/>
-                <w:lang w:eastAsia="ru-RU"/>
-              </w:rPr>
-              <w:instrText xml:space="preserve"> PAGEREF _Toc207450188 \h </w:instrText>
-            </w:r>
-            <w:r>
-              <w:rPr>
-                <w:rFonts w:ascii="Times New Roman" w:eastAsia="Times New Roman" w:hAnsi="Times New Roman" w:cs="Times New Roman"/>
-                <w:noProof/>
-                <w:webHidden/>
-                <w:sz w:val="28"/>
-                <w:szCs w:val="28"/>
-                <w:lang w:eastAsia="ru-RU"/>
-              </w:rPr>
-            </w:r>
-            <w:r>
-              <w:rPr>
-                <w:rFonts w:ascii="Times New Roman" w:eastAsia="Times New Roman" w:hAnsi="Times New Roman" w:cs="Times New Roman"/>
-                <w:noProof/>
-                <w:webHidden/>
-                <w:sz w:val="28"/>
-                <w:szCs w:val="28"/>
-                <w:lang w:eastAsia="ru-RU"/>
-              </w:rPr>
-              <w:fldChar w:fldCharType="separate"/>
-            </w:r>
-            <w:r>
-              <w:rPr>
-                <w:rFonts w:ascii="Times New Roman" w:eastAsia="Times New Roman" w:hAnsi="Times New Roman" w:cs="Times New Roman"/>
-                <w:noProof/>
-                <w:webHidden/>
-                <w:sz w:val="28"/>
-                <w:szCs w:val="28"/>
-                <w:lang w:eastAsia="ru-RU"/>
-              </w:rPr>
-              <w:t>3</w:t>
-            </w:r>
-            <w:r>
-              <w:rPr>
-                <w:rFonts w:ascii="Times New Roman" w:eastAsia="Times New Roman" w:hAnsi="Times New Roman" w:cs="Times New Roman"/>
-                <w:noProof/>
-                <w:webHidden/>
-                <w:sz w:val="28"/>
-                <w:szCs w:val="28"/>
-                <w:lang w:eastAsia="ru-RU"/>
-              </w:rPr>
-              <w:fldChar w:fldCharType="end"/>
+              <w:t>4</w:t>
             </w:r>
           </w:hyperlink>
         </w:p>
@@ -243,61 +233,7 @@
                 <w:szCs w:val="28"/>
                 <w:lang w:eastAsia="ru-RU"/>
               </w:rPr>
-              <w:fldChar w:fldCharType="begin"/>
-            </w:r>
-            <w:r>
-              <w:rPr>
-                <w:rFonts w:ascii="Times New Roman" w:eastAsia="Times New Roman" w:hAnsi="Times New Roman" w:cs="Times New Roman"/>
-                <w:noProof/>
-                <w:webHidden/>
-                <w:sz w:val="28"/>
-                <w:szCs w:val="28"/>
-                <w:lang w:eastAsia="ru-RU"/>
-              </w:rPr>
-              <w:instrText xml:space="preserve"> PAGEREF _Toc207450189 \h </w:instrText>
-            </w:r>
-            <w:r>
-              <w:rPr>
-                <w:rFonts w:ascii="Times New Roman" w:eastAsia="Times New Roman" w:hAnsi="Times New Roman" w:cs="Times New Roman"/>
-                <w:noProof/>
-                <w:webHidden/>
-                <w:sz w:val="28"/>
-                <w:szCs w:val="28"/>
-                <w:lang w:eastAsia="ru-RU"/>
-              </w:rPr>
-            </w:r>
-            <w:r>
-              <w:rPr>
-                <w:rFonts w:ascii="Times New Roman" w:eastAsia="Times New Roman" w:hAnsi="Times New Roman" w:cs="Times New Roman"/>
-                <w:noProof/>
-                <w:webHidden/>
-                <w:sz w:val="28"/>
-                <w:szCs w:val="28"/>
-                <w:lang w:eastAsia="ru-RU"/>
-              </w:rPr>
-              <w:fldChar w:fldCharType="separate"/>
-            </w:r>
-            <w:r>
-              <w:rPr>
-                <w:rFonts w:ascii="Times New Roman" w:eastAsia="Times New Roman" w:hAnsi="Times New Roman" w:cs="Times New Roman"/>
-                <w:noProof/>
-                <w:webHidden/>
-                <w:sz w:val="28"/>
-                <w:szCs w:val="28"/>
-                <w:lang w:eastAsia="ru-RU"/>
-              </w:rPr>
-              <w:t>4</w:t>
-            </w:r>
-            <w:r>
-              <w:rPr>
-                <w:rFonts w:ascii="Times New Roman" w:eastAsia="Times New Roman" w:hAnsi="Times New Roman" w:cs="Times New Roman"/>
-                <w:noProof/>
-                <w:webHidden/>
-                <w:sz w:val="28"/>
-                <w:szCs w:val="28"/>
-                <w:lang w:eastAsia="ru-RU"/>
-              </w:rPr>
-              <w:fldChar w:fldCharType="end"/>
+              <w:t>5</w:t>
             </w:r>
           </w:hyperlink>
         </w:p>
@@ -395,7 +331,7 @@
                 <w:szCs w:val="28"/>
                 <w:lang w:eastAsia="ru-RU"/>
               </w:rPr>
-              <w:t>6</w:t>
+              <w:t>7</w:t>
             </w:r>
             <w:r>
               <w:rPr>
@@ -503,7 +439,7 @@
                 <w:szCs w:val="28"/>
                 <w:lang w:eastAsia="ru-RU"/>
               </w:rPr>
-              <w:t>7</w:t>
+              <w:t>8</w:t>
             </w:r>
             <w:r>
               <w:rPr>
@@ -611,7 +547,7 @@
                 <w:szCs w:val="28"/>
                 <w:lang w:eastAsia="ru-RU"/>
               </w:rPr>
-              <w:t>8</w:t>
+              <w:t>9</w:t>
             </w:r>
             <w:r>
               <w:rPr>
@@ -2950,6 +2886,42 @@
     <w:semiHidden/>
     <w:unhideWhenUsed/>
   </w:style>
+  <w:style w:type="paragraph" w:styleId="1">
+    <w:name w:val="toc 1"/>
+    <w:basedOn w:val="a"/>
+    <w:next w:val="a"/>
+    <w:autoRedefine/>
+    <w:uiPriority w:val="39"/>
+    <w:unhideWhenUsed/>
+    <w:rsid w:val="00332EB0"/>
+    <w:pPr>
+      <w:spacing w:after="100"/>
+    </w:pPr>
+  </w:style>
+  <w:style w:type="paragraph" w:styleId="2">
+    <w:name w:val="toc 2"/>
+    <w:basedOn w:val="a"/>
+    <w:next w:val="a"/>
+    <w:autoRedefine/>
+    <w:uiPriority w:val="39"/>
+    <w:unhideWhenUsed/>
+    <w:rsid w:val="00332EB0"/>
+    <w:pPr>
+      <w:spacing w:after="100"/>
+      <w:ind w:left="220"/>
+    </w:pPr>
+  </w:style>
+  <w:style w:type="character" w:styleId="a3">
+    <w:name w:val="Hyperlink"/>
+    <w:basedOn w:val="a0"/>
+    <w:uiPriority w:val="99"/>
+    <w:unhideWhenUsed/>
+    <w:rsid w:val="00332EB0"/>
+    <w:rPr>
+      <w:color w:val="0563C1" w:themeColor="hyperlink"/>
+      <w:u w:val="single"/>
+    </w:rPr>
+  </w:style>
 </w:styles>
 </file>
 
